--- a/files/Updated By Rob/FLAG Application.docx
+++ b/files/Updated By Rob/FLAG Application.docx
@@ -154,7 +154,7 @@
           </mc:Choice>
           <mc:Fallback>
             <w:pict>
-              <v:group w14:anchorId="4045B243" id="drawingObject62" o:spid="_x0000_s1026" style="position:absolute;margin-left:49.5pt;margin-top:24.2pt;width:512.5pt;height:20.35pt;z-index:-251655168;mso-position-horizontal-relative:page;mso-position-vertical-relative:top-margin-area;mso-width-relative:margin;mso-height-relative:margin" coordsize="59665,2966" o:gfxdata="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" o:allowincell="f">
+              <v:group w14:anchorId="7AB6E883" id="drawingObject62" o:spid="_x0000_s1026" style="position:absolute;margin-left:49.5pt;margin-top:24.2pt;width:512.5pt;height:20.35pt;z-index:-251655168;mso-position-horizontal-relative:page;mso-position-vertical-relative:top-margin-area;mso-width-relative:margin;mso-height-relative:margin" coordsize="59665,2966" o:gfxdata="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" o:allowincell="f">
                 <v:shape id="Shape 63" o:spid="_x0000_s1027" style="position:absolute;width:59658;height:2959;visibility:visible;mso-wrap-style:square;v-text-anchor:top" coordsize="5965825,295909" o:gfxdata="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" path="m,l,295909r5965825,l5965825,,,xe" fillcolor="black" stroked="f">
                   <v:path arrowok="t" textboxrect="0,0,5965825,295909"/>
                 </v:shape>
@@ -174,79 +174,7 @@
           <w:sz w:val="52"/>
           <w:szCs w:val="52"/>
         </w:rPr>
-        <w:t>F</w:t>
-      </w:r>
-      <w:r>
-        <w:rPr>
-          <w:rFonts w:ascii="Arial Black" w:hAnsi="Arial Black"/>
-          <w:noProof/>
-          <w:sz w:val="52"/>
-          <w:szCs w:val="52"/>
-        </w:rPr>
-        <w:t>.</w:t>
-      </w:r>
-      <w:r>
-        <w:rPr>
-          <w:rFonts w:ascii="Arial Black" w:hAnsi="Arial Black"/>
-          <w:noProof/>
-          <w:sz w:val="52"/>
-          <w:szCs w:val="52"/>
-        </w:rPr>
-        <w:t>L</w:t>
-      </w:r>
-      <w:r>
-        <w:rPr>
-          <w:rFonts w:ascii="Arial Black" w:hAnsi="Arial Black"/>
-          <w:noProof/>
-          <w:sz w:val="52"/>
-          <w:szCs w:val="52"/>
-        </w:rPr>
-        <w:t>.</w:t>
-      </w:r>
-      <w:r>
-        <w:rPr>
-          <w:rFonts w:ascii="Arial Black" w:hAnsi="Arial Black"/>
-          <w:noProof/>
-          <w:sz w:val="52"/>
-          <w:szCs w:val="52"/>
-        </w:rPr>
-        <w:t>A</w:t>
-      </w:r>
-      <w:r>
-        <w:rPr>
-          <w:rFonts w:ascii="Arial Black" w:hAnsi="Arial Black"/>
-          <w:noProof/>
-          <w:sz w:val="52"/>
-          <w:szCs w:val="52"/>
-        </w:rPr>
-        <w:t>.</w:t>
-      </w:r>
-      <w:r>
-        <w:rPr>
-          <w:rFonts w:ascii="Arial Black" w:hAnsi="Arial Black"/>
-          <w:noProof/>
-          <w:sz w:val="52"/>
-          <w:szCs w:val="52"/>
-        </w:rPr>
-        <w:t>G</w:t>
-      </w:r>
-      <w:r>
-        <w:rPr>
-          <w:rFonts w:ascii="Arial Black" w:hAnsi="Arial Black"/>
-          <w:noProof/>
-          <w:sz w:val="52"/>
-          <w:szCs w:val="52"/>
-        </w:rPr>
-        <w:t>.</w:t>
-      </w:r>
-      <w:r>
-        <w:rPr>
-          <w:rFonts w:ascii="Arial Black" w:hAnsi="Arial Black"/>
-          <w:noProof/>
-          <w:sz w:val="52"/>
-          <w:szCs w:val="52"/>
-        </w:rPr>
-        <w:t xml:space="preserve"> Application</w:t>
+        <w:t>F.L.A.G. Application</w:t>
       </w:r>
       <w:r>
         <w:rPr>
@@ -12373,229 +12301,27 @@
           <w:sz w:val="20"/>
           <w:szCs w:val="20"/>
         </w:rPr>
-        <w:t>S</w:t>
-      </w:r>
-      <w:r>
-        <w:rPr>
-          <w:rFonts w:ascii="Arial" w:eastAsia="Arial" w:hAnsi="Arial" w:cs="Arial"/>
-          <w:color w:val="000000"/>
-          <w:spacing w:val="-1"/>
-          <w:w w:val="99"/>
-          <w:sz w:val="20"/>
-          <w:szCs w:val="20"/>
-        </w:rPr>
-        <w:t>i</w:t>
-      </w:r>
-      <w:r>
-        <w:rPr>
-          <w:rFonts w:ascii="Arial" w:eastAsia="Arial" w:hAnsi="Arial" w:cs="Arial"/>
-          <w:color w:val="000000"/>
-          <w:w w:val="99"/>
-          <w:sz w:val="20"/>
-          <w:szCs w:val="20"/>
-        </w:rPr>
-        <w:t>gn</w:t>
-      </w:r>
-      <w:r>
-        <w:rPr>
-          <w:rFonts w:ascii="Arial" w:eastAsia="Arial" w:hAnsi="Arial" w:cs="Arial"/>
-          <w:color w:val="000000"/>
-          <w:w w:val="99"/>
-          <w:sz w:val="20"/>
-          <w:szCs w:val="20"/>
-        </w:rPr>
-        <w:t xml:space="preserve"> here</w:t>
-      </w:r>
-      <w:r>
-        <w:rPr>
-          <w:rFonts w:ascii="Arial" w:eastAsia="Arial" w:hAnsi="Arial" w:cs="Arial"/>
-          <w:color w:val="000000"/>
-          <w:sz w:val="20"/>
-          <w:szCs w:val="20"/>
-        </w:rPr>
-        <w:t xml:space="preserve"> </w:t>
-      </w:r>
-      <w:r>
-        <w:rPr>
-          <w:rFonts w:ascii="Arial" w:eastAsia="Arial" w:hAnsi="Arial" w:cs="Arial"/>
-          <w:color w:val="000000"/>
-          <w:w w:val="99"/>
-          <w:sz w:val="20"/>
-          <w:szCs w:val="20"/>
-        </w:rPr>
-        <w:t>to</w:t>
-      </w:r>
-      <w:r>
-        <w:rPr>
-          <w:rFonts w:ascii="Arial" w:eastAsia="Arial" w:hAnsi="Arial" w:cs="Arial"/>
-          <w:color w:val="000000"/>
-          <w:spacing w:val="1"/>
-          <w:sz w:val="20"/>
-          <w:szCs w:val="20"/>
-        </w:rPr>
-        <w:t xml:space="preserve"> </w:t>
-      </w:r>
-      <w:r>
-        <w:rPr>
-          <w:rFonts w:ascii="Arial" w:eastAsia="Arial" w:hAnsi="Arial" w:cs="Arial"/>
-          <w:color w:val="000000"/>
-          <w:w w:val="99"/>
-          <w:sz w:val="20"/>
-          <w:szCs w:val="20"/>
-        </w:rPr>
-        <w:t>confirm you are</w:t>
-      </w:r>
-      <w:r>
-        <w:rPr>
-          <w:rFonts w:ascii="Arial" w:eastAsia="Arial" w:hAnsi="Arial" w:cs="Arial"/>
-          <w:color w:val="000000"/>
-          <w:sz w:val="20"/>
-          <w:szCs w:val="20"/>
-        </w:rPr>
-        <w:t xml:space="preserve"> </w:t>
-      </w:r>
-      <w:r>
-        <w:rPr>
-          <w:rFonts w:ascii="Arial" w:eastAsia="Arial" w:hAnsi="Arial" w:cs="Arial"/>
-          <w:color w:val="000000"/>
-          <w:spacing w:val="1"/>
-          <w:w w:val="99"/>
-          <w:sz w:val="20"/>
-          <w:szCs w:val="20"/>
-        </w:rPr>
-        <w:t>a</w:t>
-      </w:r>
-      <w:r>
-        <w:rPr>
-          <w:rFonts w:ascii="Arial" w:eastAsia="Arial" w:hAnsi="Arial" w:cs="Arial"/>
-          <w:color w:val="000000"/>
-          <w:w w:val="99"/>
-          <w:sz w:val="20"/>
-          <w:szCs w:val="20"/>
-        </w:rPr>
-        <w:t>ge</w:t>
-      </w:r>
-      <w:r>
-        <w:rPr>
-          <w:rFonts w:ascii="Arial" w:eastAsia="Arial" w:hAnsi="Arial" w:cs="Arial"/>
-          <w:color w:val="000000"/>
-          <w:sz w:val="20"/>
-          <w:szCs w:val="20"/>
-        </w:rPr>
-        <w:t xml:space="preserve"> </w:t>
-      </w:r>
-      <w:r>
-        <w:rPr>
-          <w:rFonts w:ascii="Arial" w:eastAsia="Arial" w:hAnsi="Arial" w:cs="Arial"/>
-          <w:color w:val="000000"/>
-          <w:spacing w:val="1"/>
-          <w:w w:val="99"/>
-          <w:sz w:val="20"/>
-          <w:szCs w:val="20"/>
-        </w:rPr>
-        <w:t>2</w:t>
-      </w:r>
-      <w:r>
-        <w:rPr>
-          <w:rFonts w:ascii="Arial" w:eastAsia="Arial" w:hAnsi="Arial" w:cs="Arial"/>
-          <w:color w:val="000000"/>
-          <w:w w:val="99"/>
-          <w:sz w:val="20"/>
-          <w:szCs w:val="20"/>
-        </w:rPr>
-        <w:t>1</w:t>
-      </w:r>
-      <w:r>
-        <w:rPr>
-          <w:rFonts w:ascii="Arial" w:eastAsia="Arial" w:hAnsi="Arial" w:cs="Arial"/>
-          <w:color w:val="000000"/>
-          <w:sz w:val="20"/>
-          <w:szCs w:val="20"/>
-        </w:rPr>
-        <w:t xml:space="preserve"> </w:t>
-      </w:r>
-      <w:r>
-        <w:rPr>
-          <w:rFonts w:ascii="Arial" w:eastAsia="Arial" w:hAnsi="Arial" w:cs="Arial"/>
-          <w:color w:val="000000"/>
-          <w:spacing w:val="-1"/>
-          <w:w w:val="99"/>
-          <w:sz w:val="20"/>
-          <w:szCs w:val="20"/>
-        </w:rPr>
-        <w:t>o</w:t>
-      </w:r>
-      <w:r>
-        <w:rPr>
-          <w:rFonts w:ascii="Arial" w:eastAsia="Arial" w:hAnsi="Arial" w:cs="Arial"/>
-          <w:color w:val="000000"/>
-          <w:w w:val="99"/>
-          <w:sz w:val="20"/>
-          <w:szCs w:val="20"/>
-        </w:rPr>
-        <w:t>r</w:t>
-      </w:r>
-      <w:r>
-        <w:rPr>
-          <w:rFonts w:ascii="Arial" w:eastAsia="Arial" w:hAnsi="Arial" w:cs="Arial"/>
-          <w:color w:val="000000"/>
-          <w:sz w:val="20"/>
-          <w:szCs w:val="20"/>
-        </w:rPr>
-        <w:t xml:space="preserve"> </w:t>
-      </w:r>
-      <w:r>
-        <w:rPr>
-          <w:rFonts w:ascii="Arial" w:eastAsia="Arial" w:hAnsi="Arial" w:cs="Arial"/>
-          <w:color w:val="000000"/>
-          <w:spacing w:val="1"/>
-          <w:w w:val="99"/>
-          <w:sz w:val="20"/>
-          <w:szCs w:val="20"/>
-        </w:rPr>
-        <w:t>o</w:t>
-      </w:r>
-      <w:r>
-        <w:rPr>
-          <w:rFonts w:ascii="Arial" w:eastAsia="Arial" w:hAnsi="Arial" w:cs="Arial"/>
-          <w:color w:val="000000"/>
-          <w:spacing w:val="-1"/>
-          <w:w w:val="99"/>
-          <w:sz w:val="20"/>
-          <w:szCs w:val="20"/>
-        </w:rPr>
-        <w:t>l</w:t>
-      </w:r>
-      <w:r>
-        <w:rPr>
-          <w:rFonts w:ascii="Arial" w:eastAsia="Arial" w:hAnsi="Arial" w:cs="Arial"/>
-          <w:color w:val="000000"/>
-          <w:w w:val="99"/>
-          <w:sz w:val="20"/>
-          <w:szCs w:val="20"/>
-        </w:rPr>
-        <w:t>d</w:t>
-      </w:r>
-      <w:r>
-        <w:rPr>
-          <w:rFonts w:ascii="Arial" w:eastAsia="Arial" w:hAnsi="Arial" w:cs="Arial"/>
-          <w:color w:val="000000"/>
-          <w:spacing w:val="-1"/>
-          <w:w w:val="99"/>
-          <w:sz w:val="20"/>
-          <w:szCs w:val="20"/>
-        </w:rPr>
-        <w:t>e</w:t>
-      </w:r>
-      <w:r>
-        <w:rPr>
-          <w:rFonts w:ascii="Arial" w:eastAsia="Arial" w:hAnsi="Arial" w:cs="Arial"/>
-          <w:color w:val="000000"/>
-          <w:w w:val="99"/>
-          <w:sz w:val="20"/>
-          <w:szCs w:val="20"/>
-        </w:rPr>
-        <w:t>r:</w:t>
+        <w:t xml:space="preserve">By signing and filling out this application, </w:t>
+      </w:r>
+      <w:r>
+        <w:rPr>
+          <w:rFonts w:ascii="Arial" w:eastAsia="Arial" w:hAnsi="Arial" w:cs="Arial"/>
+          <w:color w:val="000000"/>
+          <w:w w:val="99"/>
+          <w:sz w:val="20"/>
+          <w:szCs w:val="20"/>
+        </w:rPr>
+        <w:t>I agree to adhere to the Code of Conduct, the Bylaws, and to treat people in the community with dignity and respect.</w:t>
+      </w:r>
+      <w:r>
+        <w:rPr>
+          <w:rFonts w:ascii="Arial" w:eastAsia="Arial" w:hAnsi="Arial" w:cs="Arial"/>
+          <w:color w:val="000000"/>
+          <w:w w:val="99"/>
+          <w:sz w:val="20"/>
+          <w:szCs w:val="20"/>
+        </w:rPr>
+        <w:t>:</w:t>
       </w:r>
       <w:r>
         <w:rPr>
@@ -12811,566 +12537,6 @@
           <w:rFonts w:ascii="Arial" w:eastAsia="Arial" w:hAnsi="Arial" w:cs="Arial"/>
           <w:color w:val="000000"/>
           <w:w w:val="99"/>
-          <w:sz w:val="20"/>
-          <w:szCs w:val="20"/>
-        </w:rPr>
-      </w:pPr>
-    </w:p>
-    <w:p>
-      <w:pPr>
-        <w:widowControl w:val="0"/>
-        <w:pBdr>
-          <w:top w:val="single" w:sz="12" w:space="1" w:color="auto"/>
-          <w:left w:val="single" w:sz="12" w:space="4" w:color="auto"/>
-          <w:bottom w:val="single" w:sz="12" w:space="3" w:color="auto"/>
-          <w:right w:val="single" w:sz="12" w:space="4" w:color="auto"/>
-        </w:pBdr>
-        <w:tabs>
-          <w:tab w:val="left" w:pos="90"/>
-        </w:tabs>
-        <w:spacing w:line="240" w:lineRule="auto"/>
-        <w:ind w:left="90" w:right="771"/>
-        <w:rPr>
-          <w:rFonts w:ascii="Arial" w:eastAsia="Arial" w:hAnsi="Arial" w:cs="Arial"/>
-          <w:color w:val="000000"/>
-          <w:w w:val="99"/>
-          <w:sz w:val="20"/>
-          <w:szCs w:val="20"/>
-        </w:rPr>
-      </w:pPr>
-      <w:r>
-        <w:rPr>
-          <w:rFonts w:ascii="Arial" w:eastAsia="Arial" w:hAnsi="Arial" w:cs="Arial"/>
-          <w:color w:val="000000"/>
-          <w:w w:val="99"/>
-          <w:sz w:val="20"/>
-          <w:szCs w:val="20"/>
-        </w:rPr>
-        <w:t>If</w:t>
-      </w:r>
-      <w:r>
-        <w:rPr>
-          <w:rFonts w:ascii="Arial" w:eastAsia="Arial" w:hAnsi="Arial" w:cs="Arial"/>
-          <w:color w:val="000000"/>
-          <w:sz w:val="20"/>
-          <w:szCs w:val="20"/>
-        </w:rPr>
-        <w:t xml:space="preserve"> </w:t>
-      </w:r>
-      <w:r>
-        <w:rPr>
-          <w:rFonts w:ascii="Arial" w:eastAsia="Arial" w:hAnsi="Arial" w:cs="Arial"/>
-          <w:color w:val="000000"/>
-          <w:w w:val="99"/>
-          <w:sz w:val="20"/>
-          <w:szCs w:val="20"/>
-        </w:rPr>
-        <w:t>you</w:t>
-      </w:r>
-      <w:r>
-        <w:rPr>
-          <w:rFonts w:ascii="Arial" w:eastAsia="Arial" w:hAnsi="Arial" w:cs="Arial"/>
-          <w:color w:val="000000"/>
-          <w:spacing w:val="-1"/>
-          <w:sz w:val="20"/>
-          <w:szCs w:val="20"/>
-        </w:rPr>
-        <w:t xml:space="preserve"> </w:t>
-      </w:r>
-      <w:r>
-        <w:rPr>
-          <w:rFonts w:ascii="Arial" w:eastAsia="Arial" w:hAnsi="Arial" w:cs="Arial"/>
-          <w:color w:val="000000"/>
-          <w:w w:val="99"/>
-          <w:sz w:val="20"/>
-          <w:szCs w:val="20"/>
-        </w:rPr>
-        <w:t>have</w:t>
-      </w:r>
-      <w:r>
-        <w:rPr>
-          <w:rFonts w:ascii="Arial" w:eastAsia="Arial" w:hAnsi="Arial" w:cs="Arial"/>
-          <w:color w:val="000000"/>
-          <w:sz w:val="20"/>
-          <w:szCs w:val="20"/>
-        </w:rPr>
-        <w:t xml:space="preserve"> </w:t>
-      </w:r>
-      <w:r>
-        <w:rPr>
-          <w:rFonts w:ascii="Arial" w:eastAsia="Arial" w:hAnsi="Arial" w:cs="Arial"/>
-          <w:color w:val="000000"/>
-          <w:w w:val="99"/>
-          <w:sz w:val="20"/>
-          <w:szCs w:val="20"/>
-        </w:rPr>
-        <w:t>any</w:t>
-      </w:r>
-      <w:r>
-        <w:rPr>
-          <w:rFonts w:ascii="Arial" w:eastAsia="Arial" w:hAnsi="Arial" w:cs="Arial"/>
-          <w:color w:val="000000"/>
-          <w:sz w:val="20"/>
-          <w:szCs w:val="20"/>
-        </w:rPr>
-        <w:t xml:space="preserve"> </w:t>
-      </w:r>
-      <w:r>
-        <w:rPr>
-          <w:rFonts w:ascii="Arial" w:eastAsia="Arial" w:hAnsi="Arial" w:cs="Arial"/>
-          <w:color w:val="000000"/>
-          <w:spacing w:val="1"/>
-          <w:w w:val="99"/>
-          <w:sz w:val="20"/>
-          <w:szCs w:val="20"/>
-        </w:rPr>
-        <w:t>c</w:t>
-      </w:r>
-      <w:r>
-        <w:rPr>
-          <w:rFonts w:ascii="Arial" w:eastAsia="Arial" w:hAnsi="Arial" w:cs="Arial"/>
-          <w:color w:val="000000"/>
-          <w:w w:val="99"/>
-          <w:sz w:val="20"/>
-          <w:szCs w:val="20"/>
-        </w:rPr>
-        <w:t>o</w:t>
-      </w:r>
-      <w:r>
-        <w:rPr>
-          <w:rFonts w:ascii="Arial" w:eastAsia="Arial" w:hAnsi="Arial" w:cs="Arial"/>
-          <w:color w:val="000000"/>
-          <w:spacing w:val="-1"/>
-          <w:w w:val="99"/>
-          <w:sz w:val="20"/>
-          <w:szCs w:val="20"/>
-        </w:rPr>
-        <w:t>m</w:t>
-      </w:r>
-      <w:r>
-        <w:rPr>
-          <w:rFonts w:ascii="Arial" w:eastAsia="Arial" w:hAnsi="Arial" w:cs="Arial"/>
-          <w:color w:val="000000"/>
-          <w:w w:val="99"/>
-          <w:sz w:val="20"/>
-          <w:szCs w:val="20"/>
-        </w:rPr>
-        <w:t>me</w:t>
-      </w:r>
-      <w:r>
-        <w:rPr>
-          <w:rFonts w:ascii="Arial" w:eastAsia="Arial" w:hAnsi="Arial" w:cs="Arial"/>
-          <w:color w:val="000000"/>
-          <w:spacing w:val="-1"/>
-          <w:w w:val="99"/>
-          <w:sz w:val="20"/>
-          <w:szCs w:val="20"/>
-        </w:rPr>
-        <w:t>n</w:t>
-      </w:r>
-      <w:r>
-        <w:rPr>
-          <w:rFonts w:ascii="Arial" w:eastAsia="Arial" w:hAnsi="Arial" w:cs="Arial"/>
-          <w:color w:val="000000"/>
-          <w:w w:val="99"/>
-          <w:sz w:val="20"/>
-          <w:szCs w:val="20"/>
-        </w:rPr>
-        <w:t>ts</w:t>
-      </w:r>
-      <w:r>
-        <w:rPr>
-          <w:rFonts w:ascii="Arial" w:eastAsia="Arial" w:hAnsi="Arial" w:cs="Arial"/>
-          <w:color w:val="000000"/>
-          <w:spacing w:val="1"/>
-          <w:sz w:val="20"/>
-          <w:szCs w:val="20"/>
-        </w:rPr>
-        <w:t xml:space="preserve"> </w:t>
-      </w:r>
-      <w:r>
-        <w:rPr>
-          <w:rFonts w:ascii="Arial" w:eastAsia="Arial" w:hAnsi="Arial" w:cs="Arial"/>
-          <w:color w:val="000000"/>
-          <w:w w:val="99"/>
-          <w:sz w:val="20"/>
-          <w:szCs w:val="20"/>
-        </w:rPr>
-        <w:t>or</w:t>
-      </w:r>
-      <w:r>
-        <w:rPr>
-          <w:rFonts w:ascii="Arial" w:eastAsia="Arial" w:hAnsi="Arial" w:cs="Arial"/>
-          <w:color w:val="000000"/>
-          <w:sz w:val="20"/>
-          <w:szCs w:val="20"/>
-        </w:rPr>
-        <w:t xml:space="preserve"> </w:t>
-      </w:r>
-      <w:r>
-        <w:rPr>
-          <w:rFonts w:ascii="Arial" w:eastAsia="Arial" w:hAnsi="Arial" w:cs="Arial"/>
-          <w:color w:val="000000"/>
-          <w:w w:val="99"/>
-          <w:sz w:val="20"/>
-          <w:szCs w:val="20"/>
-        </w:rPr>
-        <w:t>sug</w:t>
-      </w:r>
-      <w:r>
-        <w:rPr>
-          <w:rFonts w:ascii="Arial" w:eastAsia="Arial" w:hAnsi="Arial" w:cs="Arial"/>
-          <w:color w:val="000000"/>
-          <w:spacing w:val="-1"/>
-          <w:w w:val="99"/>
-          <w:sz w:val="20"/>
-          <w:szCs w:val="20"/>
-        </w:rPr>
-        <w:t>ges</w:t>
-      </w:r>
-      <w:r>
-        <w:rPr>
-          <w:rFonts w:ascii="Arial" w:eastAsia="Arial" w:hAnsi="Arial" w:cs="Arial"/>
-          <w:color w:val="000000"/>
-          <w:spacing w:val="1"/>
-          <w:w w:val="99"/>
-          <w:sz w:val="20"/>
-          <w:szCs w:val="20"/>
-        </w:rPr>
-        <w:t>t</w:t>
-      </w:r>
-      <w:r>
-        <w:rPr>
-          <w:rFonts w:ascii="Arial" w:eastAsia="Arial" w:hAnsi="Arial" w:cs="Arial"/>
-          <w:color w:val="000000"/>
-          <w:w w:val="99"/>
-          <w:sz w:val="20"/>
-          <w:szCs w:val="20"/>
-        </w:rPr>
-        <w:t>ion</w:t>
-      </w:r>
-      <w:r>
-        <w:rPr>
-          <w:rFonts w:ascii="Arial" w:eastAsia="Arial" w:hAnsi="Arial" w:cs="Arial"/>
-          <w:color w:val="000000"/>
-          <w:spacing w:val="-1"/>
-          <w:w w:val="99"/>
-          <w:sz w:val="20"/>
-          <w:szCs w:val="20"/>
-        </w:rPr>
-        <w:t>s</w:t>
-      </w:r>
-      <w:r>
-        <w:rPr>
-          <w:rFonts w:ascii="Arial" w:eastAsia="Arial" w:hAnsi="Arial" w:cs="Arial"/>
-          <w:color w:val="000000"/>
-          <w:w w:val="99"/>
-          <w:sz w:val="20"/>
-          <w:szCs w:val="20"/>
-        </w:rPr>
-        <w:t>,</w:t>
-      </w:r>
-      <w:r>
-        <w:rPr>
-          <w:rFonts w:ascii="Arial" w:eastAsia="Arial" w:hAnsi="Arial" w:cs="Arial"/>
-          <w:color w:val="000000"/>
-          <w:spacing w:val="1"/>
-          <w:sz w:val="20"/>
-          <w:szCs w:val="20"/>
-        </w:rPr>
-        <w:t xml:space="preserve"> </w:t>
-      </w:r>
-      <w:r>
-        <w:rPr>
-          <w:rFonts w:ascii="Arial" w:eastAsia="Arial" w:hAnsi="Arial" w:cs="Arial"/>
-          <w:color w:val="000000"/>
-          <w:w w:val="99"/>
-          <w:sz w:val="20"/>
-          <w:szCs w:val="20"/>
-        </w:rPr>
-        <w:t>please</w:t>
-      </w:r>
-      <w:r>
-        <w:rPr>
-          <w:rFonts w:ascii="Arial" w:eastAsia="Arial" w:hAnsi="Arial" w:cs="Arial"/>
-          <w:color w:val="000000"/>
-          <w:sz w:val="20"/>
-          <w:szCs w:val="20"/>
-        </w:rPr>
-        <w:t xml:space="preserve"> </w:t>
-      </w:r>
-      <w:r>
-        <w:rPr>
-          <w:rFonts w:ascii="Arial" w:eastAsia="Arial" w:hAnsi="Arial" w:cs="Arial"/>
-          <w:color w:val="000000"/>
-          <w:w w:val="99"/>
-          <w:sz w:val="20"/>
-          <w:szCs w:val="20"/>
-        </w:rPr>
-        <w:t>w</w:t>
-      </w:r>
-      <w:r>
-        <w:rPr>
-          <w:rFonts w:ascii="Arial" w:eastAsia="Arial" w:hAnsi="Arial" w:cs="Arial"/>
-          <w:color w:val="000000"/>
-          <w:spacing w:val="1"/>
-          <w:w w:val="99"/>
-          <w:sz w:val="20"/>
-          <w:szCs w:val="20"/>
-        </w:rPr>
-        <w:t>r</w:t>
-      </w:r>
-      <w:r>
-        <w:rPr>
-          <w:rFonts w:ascii="Arial" w:eastAsia="Arial" w:hAnsi="Arial" w:cs="Arial"/>
-          <w:color w:val="000000"/>
-          <w:w w:val="99"/>
-          <w:sz w:val="20"/>
-          <w:szCs w:val="20"/>
-        </w:rPr>
-        <w:t>ite</w:t>
-      </w:r>
-      <w:r>
-        <w:rPr>
-          <w:rFonts w:ascii="Arial" w:eastAsia="Arial" w:hAnsi="Arial" w:cs="Arial"/>
-          <w:color w:val="000000"/>
-          <w:spacing w:val="-1"/>
-          <w:sz w:val="20"/>
-          <w:szCs w:val="20"/>
-        </w:rPr>
-        <w:t xml:space="preserve"> </w:t>
-      </w:r>
-      <w:r>
-        <w:rPr>
-          <w:rFonts w:ascii="Arial" w:eastAsia="Arial" w:hAnsi="Arial" w:cs="Arial"/>
-          <w:color w:val="000000"/>
-          <w:spacing w:val="1"/>
-          <w:w w:val="99"/>
-          <w:sz w:val="20"/>
-          <w:szCs w:val="20"/>
-        </w:rPr>
-        <w:t>t</w:t>
-      </w:r>
-      <w:r>
-        <w:rPr>
-          <w:rFonts w:ascii="Arial" w:eastAsia="Arial" w:hAnsi="Arial" w:cs="Arial"/>
-          <w:color w:val="000000"/>
-          <w:w w:val="99"/>
-          <w:sz w:val="20"/>
-          <w:szCs w:val="20"/>
-        </w:rPr>
-        <w:t>h</w:t>
-      </w:r>
-      <w:r>
-        <w:rPr>
-          <w:rFonts w:ascii="Arial" w:eastAsia="Arial" w:hAnsi="Arial" w:cs="Arial"/>
-          <w:color w:val="000000"/>
-          <w:spacing w:val="1"/>
-          <w:w w:val="99"/>
-          <w:sz w:val="20"/>
-          <w:szCs w:val="20"/>
-        </w:rPr>
-        <w:t>e</w:t>
-      </w:r>
-      <w:r>
-        <w:rPr>
-          <w:rFonts w:ascii="Arial" w:eastAsia="Arial" w:hAnsi="Arial" w:cs="Arial"/>
-          <w:color w:val="000000"/>
-          <w:w w:val="99"/>
-          <w:sz w:val="20"/>
-          <w:szCs w:val="20"/>
-        </w:rPr>
-        <w:t>m</w:t>
-      </w:r>
-      <w:r>
-        <w:rPr>
-          <w:rFonts w:ascii="Arial" w:eastAsia="Arial" w:hAnsi="Arial" w:cs="Arial"/>
-          <w:color w:val="000000"/>
-          <w:sz w:val="20"/>
-          <w:szCs w:val="20"/>
-        </w:rPr>
-        <w:t xml:space="preserve"> </w:t>
-      </w:r>
-      <w:r>
-        <w:rPr>
-          <w:rFonts w:ascii="Arial" w:eastAsia="Arial" w:hAnsi="Arial" w:cs="Arial"/>
-          <w:color w:val="000000"/>
-          <w:spacing w:val="2"/>
-          <w:w w:val="99"/>
-          <w:sz w:val="20"/>
-          <w:szCs w:val="20"/>
-        </w:rPr>
-        <w:t>o</w:t>
-      </w:r>
-      <w:r>
-        <w:rPr>
-          <w:rFonts w:ascii="Arial" w:eastAsia="Arial" w:hAnsi="Arial" w:cs="Arial"/>
-          <w:color w:val="000000"/>
-          <w:w w:val="99"/>
-          <w:sz w:val="20"/>
-          <w:szCs w:val="20"/>
-        </w:rPr>
-        <w:t>n</w:t>
-      </w:r>
-      <w:r>
-        <w:rPr>
-          <w:rFonts w:ascii="Arial" w:eastAsia="Arial" w:hAnsi="Arial" w:cs="Arial"/>
-          <w:color w:val="000000"/>
-          <w:sz w:val="20"/>
-          <w:szCs w:val="20"/>
-        </w:rPr>
-        <w:t xml:space="preserve"> </w:t>
-      </w:r>
-      <w:r>
-        <w:rPr>
-          <w:rFonts w:ascii="Arial" w:eastAsia="Arial" w:hAnsi="Arial" w:cs="Arial"/>
-          <w:color w:val="000000"/>
-          <w:spacing w:val="-1"/>
-          <w:w w:val="99"/>
-          <w:sz w:val="20"/>
-          <w:szCs w:val="20"/>
-        </w:rPr>
-        <w:t>t</w:t>
-      </w:r>
-      <w:r>
-        <w:rPr>
-          <w:rFonts w:ascii="Arial" w:eastAsia="Arial" w:hAnsi="Arial" w:cs="Arial"/>
-          <w:color w:val="000000"/>
-          <w:w w:val="99"/>
-          <w:sz w:val="20"/>
-          <w:szCs w:val="20"/>
-        </w:rPr>
-        <w:t>he</w:t>
-      </w:r>
-      <w:r>
-        <w:rPr>
-          <w:rFonts w:ascii="Arial" w:eastAsia="Arial" w:hAnsi="Arial" w:cs="Arial"/>
-          <w:color w:val="000000"/>
-          <w:sz w:val="20"/>
-          <w:szCs w:val="20"/>
-        </w:rPr>
-        <w:t xml:space="preserve"> </w:t>
-      </w:r>
-      <w:r>
-        <w:rPr>
-          <w:rFonts w:ascii="Arial" w:eastAsia="Arial" w:hAnsi="Arial" w:cs="Arial"/>
-          <w:color w:val="000000"/>
-          <w:w w:val="99"/>
-          <w:sz w:val="20"/>
-          <w:szCs w:val="20"/>
-        </w:rPr>
-        <w:t>back</w:t>
-      </w:r>
-      <w:r>
-        <w:rPr>
-          <w:rFonts w:ascii="Arial" w:eastAsia="Arial" w:hAnsi="Arial" w:cs="Arial"/>
-          <w:color w:val="000000"/>
-          <w:sz w:val="20"/>
-          <w:szCs w:val="20"/>
-        </w:rPr>
-        <w:t xml:space="preserve"> </w:t>
-      </w:r>
-      <w:r>
-        <w:rPr>
-          <w:rFonts w:ascii="Arial" w:eastAsia="Arial" w:hAnsi="Arial" w:cs="Arial"/>
-          <w:color w:val="000000"/>
-          <w:w w:val="99"/>
-          <w:sz w:val="20"/>
-          <w:szCs w:val="20"/>
-        </w:rPr>
-        <w:t>of</w:t>
-      </w:r>
-      <w:r>
-        <w:rPr>
-          <w:rFonts w:ascii="Arial" w:eastAsia="Arial" w:hAnsi="Arial" w:cs="Arial"/>
-          <w:color w:val="000000"/>
-          <w:spacing w:val="1"/>
-          <w:sz w:val="20"/>
-          <w:szCs w:val="20"/>
-        </w:rPr>
-        <w:t xml:space="preserve"> </w:t>
-      </w:r>
-      <w:r>
-        <w:rPr>
-          <w:rFonts w:ascii="Arial" w:eastAsia="Arial" w:hAnsi="Arial" w:cs="Arial"/>
-          <w:color w:val="000000"/>
-          <w:w w:val="99"/>
-          <w:sz w:val="20"/>
-          <w:szCs w:val="20"/>
-        </w:rPr>
-        <w:t>the</w:t>
-      </w:r>
-      <w:r>
-        <w:rPr>
-          <w:rFonts w:ascii="Arial" w:eastAsia="Arial" w:hAnsi="Arial" w:cs="Arial"/>
-          <w:color w:val="000000"/>
-          <w:sz w:val="20"/>
-          <w:szCs w:val="20"/>
-        </w:rPr>
-        <w:t xml:space="preserve"> </w:t>
-      </w:r>
-      <w:r>
-        <w:rPr>
-          <w:rFonts w:ascii="Arial" w:eastAsia="Arial" w:hAnsi="Arial" w:cs="Arial"/>
-          <w:color w:val="000000"/>
-          <w:w w:val="99"/>
-          <w:sz w:val="20"/>
-          <w:szCs w:val="20"/>
-        </w:rPr>
-        <w:t>form</w:t>
-      </w:r>
-      <w:r>
-        <w:rPr>
-          <w:rFonts w:ascii="Arial" w:eastAsia="Arial" w:hAnsi="Arial" w:cs="Arial"/>
-          <w:color w:val="000000"/>
-          <w:w w:val="99"/>
-          <w:sz w:val="20"/>
-          <w:szCs w:val="20"/>
-        </w:rPr>
-        <w:t>.</w:t>
-      </w:r>
-    </w:p>
-    <w:p>
-      <w:pPr>
-        <w:widowControl w:val="0"/>
-        <w:pBdr>
-          <w:top w:val="single" w:sz="12" w:space="1" w:color="auto"/>
-          <w:left w:val="single" w:sz="12" w:space="4" w:color="auto"/>
-          <w:bottom w:val="single" w:sz="12" w:space="3" w:color="auto"/>
-          <w:right w:val="single" w:sz="12" w:space="4" w:color="auto"/>
-        </w:pBdr>
-        <w:tabs>
-          <w:tab w:val="left" w:pos="90"/>
-        </w:tabs>
-        <w:spacing w:line="240" w:lineRule="auto"/>
-        <w:ind w:left="90" w:right="771"/>
-        <w:rPr>
-          <w:rFonts w:ascii="Arial" w:eastAsia="Arial" w:hAnsi="Arial" w:cs="Arial"/>
-          <w:color w:val="000000"/>
-          <w:w w:val="99"/>
-          <w:sz w:val="5"/>
-          <w:szCs w:val="5"/>
-        </w:rPr>
-      </w:pPr>
-    </w:p>
-    <w:p>
-      <w:pPr>
-        <w:widowControl w:val="0"/>
-        <w:pBdr>
-          <w:top w:val="single" w:sz="12" w:space="1" w:color="auto"/>
-          <w:left w:val="single" w:sz="12" w:space="4" w:color="auto"/>
-          <w:bottom w:val="single" w:sz="12" w:space="3" w:color="auto"/>
-          <w:right w:val="single" w:sz="12" w:space="4" w:color="auto"/>
-        </w:pBdr>
-        <w:tabs>
-          <w:tab w:val="left" w:pos="90"/>
-        </w:tabs>
-        <w:spacing w:line="240" w:lineRule="auto"/>
-        <w:ind w:left="90" w:right="771"/>
-        <w:rPr>
-          <w:rFonts w:ascii="Arial" w:eastAsia="Arial" w:hAnsi="Arial" w:cs="Arial"/>
-          <w:color w:val="000000"/>
-          <w:w w:val="99"/>
           <w:sz w:val="5"/>
           <w:szCs w:val="5"/>
         </w:rPr>
@@ -13393,6 +12559,20 @@
           <w:szCs w:val="24"/>
         </w:rPr>
       </w:pPr>
+    </w:p>
+    <w:p>
+      <w:pPr>
+        <w:widowControl w:val="0"/>
+        <w:spacing w:line="240" w:lineRule="auto"/>
+        <w:ind w:left="-540" w:right="-20"/>
+        <w:rPr>
+          <w:rFonts w:ascii="Arial Black" w:eastAsia="Arial Black" w:hAnsi="Arial Black" w:cs="Arial Black"/>
+          <w:color w:val="000000"/>
+          <w:w w:val="99"/>
+          <w:sz w:val="20"/>
+          <w:szCs w:val="20"/>
+        </w:rPr>
+      </w:pPr>
       <w:r>
         <w:rPr>
           <w:rFonts w:ascii="Arial Black" w:hAnsi="Arial Black"/>
@@ -13403,13 +12583,13 @@
         <mc:AlternateContent>
           <mc:Choice Requires="wpg">
             <w:drawing>
-              <wp:anchor distT="0" distB="0" distL="114300" distR="114300" simplePos="0" relativeHeight="251659264" behindDoc="1" locked="0" layoutInCell="0" allowOverlap="1" wp14:anchorId="2DD993D5" wp14:editId="724A925C">
+              <wp:anchor distT="0" distB="0" distL="114300" distR="114300" simplePos="0" relativeHeight="251659264" behindDoc="1" locked="0" layoutInCell="0" allowOverlap="1" wp14:anchorId="2DD993D5" wp14:editId="40255C69">
                 <wp:simplePos x="0" y="0"/>
                 <wp:positionH relativeFrom="page">
-                  <wp:align>center</wp:align>
+                  <wp:posOffset>590550</wp:posOffset>
                 </wp:positionH>
                 <wp:positionV relativeFrom="topMargin">
-                  <wp:posOffset>9020598</wp:posOffset>
+                  <wp:posOffset>9509498</wp:posOffset>
                 </wp:positionV>
                 <wp:extent cx="6508750" cy="145558"/>
                 <wp:effectExtent l="0" t="0" r="6350" b="6985"/>
@@ -13525,7 +12705,7 @@
           </mc:Choice>
           <mc:Fallback>
             <w:pict>
-              <v:group w14:anchorId="1ED74158" id="drawingObject62" o:spid="_x0000_s1026" style="position:absolute;margin-left:0;margin-top:710.3pt;width:512.5pt;height:11.45pt;z-index:-251657216;mso-position-horizontal:center;mso-position-horizontal-relative:page;mso-position-vertical-relative:top-margin-area;mso-width-relative:margin;mso-height-relative:margin" coordsize="59665,2966" o:gfxdata="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" o:allowincell="f">
+              <v:group w14:anchorId="67A6965D" id="drawingObject62" o:spid="_x0000_s1026" style="position:absolute;margin-left:46.5pt;margin-top:748.8pt;width:512.5pt;height:11.45pt;z-index:-251657216;mso-position-horizontal-relative:page;mso-position-vertical-relative:top-margin-area;mso-width-relative:margin;mso-height-relative:margin" coordsize="59665,2966" o:gfxdata="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" o:allowincell="f">
                 <v:shape id="Shape 63" o:spid="_x0000_s1027" style="position:absolute;width:59658;height:2959;visibility:visible;mso-wrap-style:square;v-text-anchor:top" coordsize="5965825,295909" o:gfxdata="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" path="m,l,295909r5965825,l5965825,,,xe" fillcolor="black" stroked="f">
                   <v:path arrowok="t" textboxrect="0,0,5965825,295909"/>
                 </v:shape>
@@ -13538,20 +12718,6 @@
           </mc:Fallback>
         </mc:AlternateContent>
       </w:r>
-    </w:p>
-    <w:p>
-      <w:pPr>
-        <w:widowControl w:val="0"/>
-        <w:spacing w:line="240" w:lineRule="auto"/>
-        <w:ind w:left="-540" w:right="-20"/>
-        <w:rPr>
-          <w:rFonts w:ascii="Arial Black" w:eastAsia="Arial Black" w:hAnsi="Arial Black" w:cs="Arial Black"/>
-          <w:color w:val="000000"/>
-          <w:w w:val="99"/>
-          <w:sz w:val="20"/>
-          <w:szCs w:val="20"/>
-        </w:rPr>
-      </w:pPr>
       <w:r>
         <w:rPr>
           <w:rFonts w:ascii="Arial Black" w:eastAsia="Arial Black" w:hAnsi="Arial Black" w:cs="Arial Black"/>
